--- a/HW2/vp2025_212047542_327703013/ex2_212047542_327703013.docx
+++ b/HW2/vp2025_212047542_327703013/ex2_212047542_327703013.docx
@@ -472,6 +472,1166 @@
         </w:rPr>
         <w:t>object.</w:t>
       </w:r>
+    </w:p>
+    <w:p>
+      <w:pPr>
+        <w:ind w:left="360"/>
+        <w:rPr>
+          <w:b/>
+          <w:bCs/>
+          <w:sz w:val="28"/>
+          <w:szCs w:val="28"/>
+        </w:rPr>
+      </w:pPr>
+      <w:r>
+        <w:rPr>
+          <w:b/>
+          <w:bCs/>
+          <w:sz w:val="28"/>
+          <w:szCs w:val="28"/>
+        </w:rPr>
+        <w:t>Section 2</w:t>
+      </w:r>
+    </w:p>
+    <w:p>
+      <w:pPr>
+        <w:ind w:left="360"/>
+        <w:rPr>
+          <w:sz w:val="24"/>
+          <w:szCs w:val="24"/>
+        </w:rPr>
+      </w:pPr>
+      <w:r>
+        <w:rPr>
+          <w:sz w:val="24"/>
+          <w:szCs w:val="24"/>
+        </w:rPr>
+        <w:t>4.1. We receive the following results for LK after one step:</w:t>
+      </w:r>
+    </w:p>
+    <w:p>
+      <w:pPr>
+        <w:ind w:left="360"/>
+        <w:rPr>
+          <w:sz w:val="24"/>
+          <w:szCs w:val="24"/>
+          <w:lang w:val="en-US"/>
+        </w:rPr>
+      </w:pPr>
+    </w:p>
+    <w:p>
+      <w:pPr>
+        <w:ind w:left="360"/>
+        <w:rPr>
+          <w:sz w:val="24"/>
+          <w:szCs w:val="24"/>
+        </w:rPr>
+      </w:pPr>
+    </w:p>
+    <w:p>
+      <w:pPr>
+        <w:ind w:left="360"/>
+        <w:rPr>
+          <w:sz w:val="24"/>
+          <w:szCs w:val="24"/>
+        </w:rPr>
+      </w:pPr>
+    </w:p>
+    <w:p>
+      <w:pPr>
+        <w:ind w:left="360"/>
+        <w:rPr>
+          <w:sz w:val="24"/>
+          <w:szCs w:val="24"/>
+        </w:rPr>
+      </w:pPr>
+    </w:p>
+    <w:p>
+      <w:pPr>
+        <w:ind w:left="360"/>
+        <w:rPr>
+          <w:sz w:val="24"/>
+          <w:szCs w:val="24"/>
+        </w:rPr>
+      </w:pPr>
+    </w:p>
+    <w:p>
+      <w:pPr>
+        <w:ind w:left="360"/>
+        <w:rPr>
+          <w:sz w:val="24"/>
+          <w:szCs w:val="24"/>
+        </w:rPr>
+      </w:pPr>
+    </w:p>
+    <w:p>
+      <w:pPr>
+        <w:ind w:left="360"/>
+        <w:rPr>
+          <w:sz w:val="24"/>
+          <w:szCs w:val="24"/>
+        </w:rPr>
+      </w:pPr>
+    </w:p>
+    <w:p>
+      <w:pPr>
+        <w:ind w:left="360"/>
+        <w:rPr>
+          <w:sz w:val="24"/>
+          <w:szCs w:val="24"/>
+        </w:rPr>
+      </w:pPr>
+    </w:p>
+    <w:p>
+      <w:pPr>
+        <w:ind w:left="360"/>
+        <w:rPr>
+          <w:sz w:val="24"/>
+          <w:szCs w:val="24"/>
+        </w:rPr>
+      </w:pPr>
+    </w:p>
+    <w:p>
+      <w:pPr>
+        <w:ind w:left="360"/>
+        <w:rPr>
+          <w:sz w:val="24"/>
+          <w:szCs w:val="24"/>
+        </w:rPr>
+      </w:pPr>
+    </w:p>
+    <w:p>
+      <w:pPr>
+        <w:ind w:left="360"/>
+        <w:rPr>
+          <w:sz w:val="24"/>
+          <w:szCs w:val="24"/>
+        </w:rPr>
+      </w:pPr>
+    </w:p>
+    <w:p>
+      <w:pPr>
+        <w:ind w:left="360"/>
+        <w:rPr>
+          <w:sz w:val="24"/>
+          <w:szCs w:val="24"/>
+        </w:rPr>
+      </w:pPr>
+    </w:p>
+    <w:p>
+      <w:pPr>
+        <w:ind w:left="360"/>
+        <w:rPr>
+          <w:sz w:val="24"/>
+          <w:szCs w:val="24"/>
+        </w:rPr>
+      </w:pPr>
+    </w:p>
+    <w:p>
+      <w:pPr>
+        <w:ind w:left="360"/>
+        <w:rPr>
+          <w:sz w:val="24"/>
+          <w:szCs w:val="24"/>
+        </w:rPr>
+      </w:pPr>
+      <w:r>
+        <w:rPr>
+          <w:sz w:val="24"/>
+          <w:szCs w:val="24"/>
+          <w:lang w:val="en-US"/>
+        </w:rPr>
+        <w:lastRenderedPageBreak/>
+        <w:drawing>
+          <wp:anchor distT="0" distB="0" distL="114300" distR="114300" simplePos="0" relativeHeight="251658240" behindDoc="1" locked="0" layoutInCell="1" allowOverlap="1" wp14:anchorId="1A6E8729" wp14:editId="65910D42">
+            <wp:simplePos x="0" y="0"/>
+            <wp:positionH relativeFrom="margin">
+              <wp:posOffset>-213360</wp:posOffset>
+            </wp:positionH>
+            <wp:positionV relativeFrom="paragraph">
+              <wp:posOffset>0</wp:posOffset>
+            </wp:positionV>
+            <wp:extent cx="6324600" cy="5494020"/>
+            <wp:effectExtent l="0" t="0" r="0" b="0"/>
+            <wp:wrapNone/>
+            <wp:docPr id="614167782" name="תמונה 2"/>
+            <wp:cNvGraphicFramePr>
+              <a:graphicFrameLocks xmlns:a="http://schemas.openxmlformats.org/drawingml/2006/main" noChangeAspect="1"/>
+            </wp:cNvGraphicFramePr>
+            <a:graphic xmlns:a="http://schemas.openxmlformats.org/drawingml/2006/main">
+              <a:graphicData uri="http://schemas.openxmlformats.org/drawingml/2006/picture">
+                <pic:pic xmlns:pic="http://schemas.openxmlformats.org/drawingml/2006/picture">
+                  <pic:nvPicPr>
+                    <pic:cNvPr id="0" name="Picture 6"/>
+                    <pic:cNvPicPr>
+                      <a:picLocks noChangeAspect="1" noChangeArrowheads="1"/>
+                    </pic:cNvPicPr>
+                  </pic:nvPicPr>
+                  <pic:blipFill rotWithShape="1">
+                    <a:blip r:embed="rId6">
+                      <a:extLst>
+                        <a:ext uri="{28A0092B-C50C-407E-A947-70E740481C1C}">
+                          <a14:useLocalDpi xmlns:a14="http://schemas.microsoft.com/office/drawing/2010/main" val="0"/>
+                        </a:ext>
+                      </a:extLst>
+                    </a:blip>
+                    <a:srcRect b="13133"/>
+                    <a:stretch>
+                      <a:fillRect/>
+                    </a:stretch>
+                  </pic:blipFill>
+                  <pic:spPr bwMode="auto">
+                    <a:xfrm>
+                      <a:off x="0" y="0"/>
+                      <a:ext cx="6324600" cy="5494020"/>
+                    </a:xfrm>
+                    <a:prstGeom prst="rect">
+                      <a:avLst/>
+                    </a:prstGeom>
+                    <a:noFill/>
+                    <a:ln>
+                      <a:noFill/>
+                    </a:ln>
+                    <a:extLst>
+                      <a:ext uri="{53640926-AAD7-44D8-BBD7-CCE9431645EC}">
+                        <a14:shadowObscured xmlns:a14="http://schemas.microsoft.com/office/drawing/2010/main"/>
+                      </a:ext>
+                    </a:extLst>
+                  </pic:spPr>
+                </pic:pic>
+              </a:graphicData>
+            </a:graphic>
+            <wp14:sizeRelH relativeFrom="margin">
+              <wp14:pctWidth>0</wp14:pctWidth>
+            </wp14:sizeRelH>
+            <wp14:sizeRelV relativeFrom="margin">
+              <wp14:pctHeight>0</wp14:pctHeight>
+            </wp14:sizeRelV>
+          </wp:anchor>
+        </w:drawing>
+      </w:r>
+    </w:p>
+    <w:p>
+      <w:pPr>
+        <w:ind w:left="360"/>
+        <w:rPr>
+          <w:sz w:val="24"/>
+          <w:szCs w:val="24"/>
+        </w:rPr>
+      </w:pPr>
+    </w:p>
+    <w:p>
+      <w:pPr>
+        <w:ind w:left="360"/>
+        <w:rPr>
+          <w:sz w:val="24"/>
+          <w:szCs w:val="24"/>
+        </w:rPr>
+      </w:pPr>
+    </w:p>
+    <w:p>
+      <w:pPr>
+        <w:ind w:left="360"/>
+        <w:rPr>
+          <w:sz w:val="24"/>
+          <w:szCs w:val="24"/>
+        </w:rPr>
+      </w:pPr>
+    </w:p>
+    <w:p>
+      <w:pPr>
+        <w:ind w:left="360"/>
+        <w:rPr>
+          <w:sz w:val="24"/>
+          <w:szCs w:val="24"/>
+        </w:rPr>
+      </w:pPr>
+    </w:p>
+    <w:p>
+      <w:pPr>
+        <w:ind w:left="360"/>
+        <w:rPr>
+          <w:sz w:val="24"/>
+          <w:szCs w:val="24"/>
+        </w:rPr>
+      </w:pPr>
+    </w:p>
+    <w:p>
+      <w:pPr>
+        <w:ind w:left="360"/>
+        <w:rPr>
+          <w:sz w:val="24"/>
+          <w:szCs w:val="24"/>
+        </w:rPr>
+      </w:pPr>
+    </w:p>
+    <w:p>
+      <w:pPr>
+        <w:ind w:left="360"/>
+        <w:rPr>
+          <w:sz w:val="24"/>
+          <w:szCs w:val="24"/>
+        </w:rPr>
+      </w:pPr>
+    </w:p>
+    <w:p>
+      <w:pPr>
+        <w:ind w:left="360"/>
+        <w:rPr>
+          <w:sz w:val="24"/>
+          <w:szCs w:val="24"/>
+        </w:rPr>
+      </w:pPr>
+    </w:p>
+    <w:p>
+      <w:pPr>
+        <w:ind w:left="360"/>
+        <w:rPr>
+          <w:sz w:val="24"/>
+          <w:szCs w:val="24"/>
+        </w:rPr>
+      </w:pPr>
+    </w:p>
+    <w:p>
+      <w:pPr>
+        <w:ind w:left="360"/>
+        <w:rPr>
+          <w:sz w:val="24"/>
+          <w:szCs w:val="24"/>
+        </w:rPr>
+      </w:pPr>
+    </w:p>
+    <w:p>
+      <w:pPr>
+        <w:ind w:left="360"/>
+        <w:rPr>
+          <w:sz w:val="24"/>
+          <w:szCs w:val="24"/>
+        </w:rPr>
+      </w:pPr>
+    </w:p>
+    <w:p>
+      <w:pPr>
+        <w:ind w:left="360"/>
+        <w:rPr>
+          <w:sz w:val="24"/>
+          <w:szCs w:val="24"/>
+        </w:rPr>
+      </w:pPr>
+    </w:p>
+    <w:p>
+      <w:pPr>
+        <w:ind w:left="360"/>
+        <w:rPr>
+          <w:sz w:val="24"/>
+          <w:szCs w:val="24"/>
+        </w:rPr>
+      </w:pPr>
+    </w:p>
+    <w:p>
+      <w:pPr>
+        <w:ind w:left="360"/>
+        <w:rPr>
+          <w:sz w:val="24"/>
+          <w:szCs w:val="24"/>
+        </w:rPr>
+      </w:pPr>
+    </w:p>
+    <w:p>
+      <w:pPr>
+        <w:ind w:left="360"/>
+        <w:rPr>
+          <w:sz w:val="24"/>
+          <w:szCs w:val="24"/>
+        </w:rPr>
+      </w:pPr>
+    </w:p>
+    <w:p>
+      <w:pPr>
+        <w:ind w:left="360"/>
+        <w:rPr>
+          <w:sz w:val="24"/>
+          <w:szCs w:val="24"/>
+        </w:rPr>
+      </w:pPr>
+    </w:p>
+    <w:p>
+      <w:pPr>
+        <w:ind w:left="360"/>
+        <w:rPr>
+          <w:sz w:val="24"/>
+          <w:szCs w:val="24"/>
+        </w:rPr>
+      </w:pPr>
+    </w:p>
+    <w:p>
+      <w:pPr>
+        <w:ind w:left="360"/>
+        <w:rPr>
+          <w:sz w:val="24"/>
+          <w:szCs w:val="24"/>
+        </w:rPr>
+      </w:pPr>
+    </w:p>
+    <w:p>
+      <w:pPr>
+        <w:ind w:left="360"/>
+        <w:rPr>
+          <w:sz w:val="24"/>
+          <w:szCs w:val="24"/>
+        </w:rPr>
+      </w:pPr>
+    </w:p>
+    <w:p>
+      <w:pPr>
+        <w:ind w:left="360"/>
+        <w:rPr>
+          <w:sz w:val="24"/>
+          <w:szCs w:val="24"/>
+          <w:lang w:val="en-US"/>
+        </w:rPr>
+      </w:pPr>
+      <w:r>
+        <w:rPr>
+          <w:sz w:val="24"/>
+          <w:szCs w:val="24"/>
+        </w:rPr>
+        <w:t>As we can see, t</w:t>
+      </w:r>
+      <w:r>
+        <w:rPr>
+          <w:sz w:val="24"/>
+          <w:szCs w:val="24"/>
+        </w:rPr>
+        <w:t>he displacement maps reveal that motion estimation is only picking up noisy, localized adjustments</w:t>
+      </w:r>
+      <w:r>
+        <w:rPr>
+          <w:sz w:val="24"/>
+          <w:szCs w:val="24"/>
+        </w:rPr>
+        <w:t>, focusing mainly</w:t>
+      </w:r>
+      <w:r>
+        <w:rPr>
+          <w:sz w:val="24"/>
+          <w:szCs w:val="24"/>
+        </w:rPr>
+        <w:t xml:space="preserve"> </w:t>
+      </w:r>
+      <w:r>
+        <w:rPr>
+          <w:sz w:val="24"/>
+          <w:szCs w:val="24"/>
+        </w:rPr>
+        <w:t xml:space="preserve">on </w:t>
+      </w:r>
+      <w:r>
+        <w:rPr>
+          <w:sz w:val="24"/>
+          <w:szCs w:val="24"/>
+        </w:rPr>
+        <w:t>highly textured structural boundaries like the upper mountain ridges and the waterfall base</w:t>
+      </w:r>
+      <w:r>
+        <w:rPr>
+          <w:sz w:val="24"/>
+          <w:szCs w:val="24"/>
+        </w:rPr>
+        <w:t xml:space="preserve">, </w:t>
+      </w:r>
+      <w:r>
+        <w:rPr>
+          <w:sz w:val="24"/>
+          <w:szCs w:val="24"/>
+        </w:rPr>
+        <w:t xml:space="preserve">while leaving large, smooth regions flat grey (zero motion estimation). </w:t>
+      </w:r>
+      <w:r>
+        <w:rPr>
+          <w:sz w:val="24"/>
+          <w:szCs w:val="24"/>
+        </w:rPr>
+        <w:t>When we look</w:t>
+      </w:r>
+      <w:r>
+        <w:rPr>
+          <w:sz w:val="24"/>
+          <w:szCs w:val="24"/>
+        </w:rPr>
+        <w:t xml:space="preserve"> at I2 warped to I1, the warped image suffers from severe distortion, tearing artifacts, and pixelated noise in the sky and mountain areas. This indicates that a single LK step at full resolution completely fails to reconstruct a clean transformation matrix between the two frames, leaving them visibly misaligned.</w:t>
+      </w:r>
+    </w:p>
+    <w:p>
+      <w:pPr>
+        <w:ind w:left="360"/>
+        <w:rPr>
+          <w:sz w:val="24"/>
+          <w:szCs w:val="24"/>
+          <w:lang w:val="en-US"/>
+        </w:rPr>
+      </w:pPr>
+      <w:r>
+        <w:rPr>
+          <w:sz w:val="24"/>
+          <w:szCs w:val="24"/>
+          <w:lang w:val="en-US"/>
+        </w:rPr>
+        <w:t xml:space="preserve">4.2. </w:t>
+      </w:r>
+      <w:r>
+        <w:rPr>
+          <w:sz w:val="24"/>
+          <w:szCs w:val="24"/>
+          <w:lang w:val="en-US"/>
+        </w:rPr>
+        <w:t>The one-step L</w:t>
+      </w:r>
+      <w:r>
+        <w:rPr>
+          <w:sz w:val="24"/>
+          <w:szCs w:val="24"/>
+          <w:lang w:val="en-US"/>
+        </w:rPr>
+        <w:t>K</w:t>
+      </w:r>
+      <w:r>
+        <w:rPr>
+          <w:sz w:val="24"/>
+          <w:szCs w:val="24"/>
+          <w:lang w:val="en-US"/>
+        </w:rPr>
+        <w:t xml:space="preserve"> result is highly imperfect because the physical movement between I1 and I2 violates the fundamental mathematical constraints </w:t>
+      </w:r>
+      <w:r>
+        <w:rPr>
+          <w:sz w:val="24"/>
+          <w:szCs w:val="24"/>
+          <w:lang w:val="en-US"/>
+        </w:rPr>
+        <w:t>the</w:t>
+      </w:r>
+      <w:r>
+        <w:rPr>
+          <w:sz w:val="24"/>
+          <w:szCs w:val="24"/>
+          <w:lang w:val="en-US"/>
+        </w:rPr>
+        <w:t xml:space="preserve"> optical flow estimation. </w:t>
+      </w:r>
+      <w:r>
+        <w:rPr>
+          <w:sz w:val="24"/>
+          <w:szCs w:val="24"/>
+          <w:lang w:val="en-US"/>
+        </w:rPr>
+        <w:t xml:space="preserve">As we have seen in lecture, </w:t>
+      </w:r>
+      <w:r>
+        <w:rPr>
+          <w:sz w:val="24"/>
+          <w:szCs w:val="24"/>
+          <w:lang w:val="en-US"/>
+        </w:rPr>
+        <w:t>L</w:t>
+      </w:r>
+      <w:r>
+        <w:rPr>
+          <w:sz w:val="24"/>
+          <w:szCs w:val="24"/>
+          <w:lang w:val="en-US"/>
+        </w:rPr>
+        <w:t>K</w:t>
+      </w:r>
+      <w:r>
+        <w:rPr>
+          <w:sz w:val="24"/>
+          <w:szCs w:val="24"/>
+          <w:lang w:val="en-US"/>
+        </w:rPr>
+        <w:t xml:space="preserve"> algorithm relies on a first-order Taylor series approximation, which is strictly valid only for tiny, sub-pixel </w:t>
+      </w:r>
+      <w:r>
+        <w:rPr>
+          <w:sz w:val="24"/>
+          <w:szCs w:val="24"/>
+          <w:lang w:val="en-US"/>
+        </w:rPr>
+        <w:lastRenderedPageBreak/>
+        <w:t xml:space="preserve">displacements. Because the actual motion in this video involves relatively large displacements (such as the rapid flow of the water and camera jitter), a single step operating on a small </w:t>
+      </w:r>
+      <m:oMath>
+        <m:r>
+          <w:rPr>
+            <w:rFonts w:ascii="Cambria Math" w:hAnsi="Cambria Math"/>
+            <w:sz w:val="24"/>
+            <w:szCs w:val="24"/>
+            <w:lang w:val="en-US"/>
+          </w:rPr>
+          <m:t>5</m:t>
+        </m:r>
+        <m:r>
+          <w:rPr>
+            <w:rFonts w:ascii="Cambria Math" w:hAnsi="Cambria Math"/>
+            <w:sz w:val="24"/>
+            <w:szCs w:val="24"/>
+            <w:lang w:val="en-US"/>
+          </w:rPr>
+          <m:t>×</m:t>
+        </m:r>
+        <m:r>
+          <w:rPr>
+            <w:rFonts w:ascii="Cambria Math" w:hAnsi="Cambria Math"/>
+            <w:sz w:val="24"/>
+            <w:szCs w:val="24"/>
+            <w:lang w:val="en-US"/>
+          </w:rPr>
+          <m:t xml:space="preserve"> 5</m:t>
+        </m:r>
+      </m:oMath>
+      <w:r>
+        <w:rPr>
+          <w:sz w:val="24"/>
+          <w:szCs w:val="24"/>
+          <w:lang w:val="en-US"/>
+        </w:rPr>
+        <w:t xml:space="preserve"> window can neither register the movement nor converge on the true velocity vectors. </w:t>
+      </w:r>
+      <w:r>
+        <w:rPr>
+          <w:sz w:val="24"/>
+          <w:szCs w:val="24"/>
+          <w:lang w:val="en-US"/>
+        </w:rPr>
+        <w:t>Moreover</w:t>
+      </w:r>
+      <w:r>
+        <w:rPr>
+          <w:sz w:val="24"/>
+          <w:szCs w:val="24"/>
+          <w:lang w:val="en-US"/>
+        </w:rPr>
+        <w:t xml:space="preserve">, smooth and uniform areas like the sky suffer heavily from the aperture problem and a lack of spatial gradients, meaning the local neighborhood does not provide enough distinct directional information to solve the over-determined system of equations reliably. </w:t>
+      </w:r>
+    </w:p>
+    <w:p>
+      <w:pPr>
+        <w:ind w:left="360"/>
+        <w:rPr>
+          <w:noProof/>
+        </w:rPr>
+      </w:pPr>
+      <w:r>
+        <w:rPr>
+          <w:sz w:val="24"/>
+          <w:szCs w:val="24"/>
+          <w:lang w:val="en-US"/>
+        </w:rPr>
+        <w:t>6. After running the full LK algorithm, we receive the following results:</w:t>
+      </w:r>
+      <w:r>
+        <w:rPr>
+          <w:sz w:val="24"/>
+          <w:szCs w:val="24"/>
+          <w:lang w:val="en-US"/>
+        </w:rPr>
+        <w:br/>
+      </w:r>
+      <w:r>
+        <w:rPr>
+          <w:noProof/>
+        </w:rPr>
+        <w:drawing>
+          <wp:inline distT="0" distB="0" distL="0" distR="0" wp14:anchorId="5846A90F" wp14:editId="0BDB3032">
+            <wp:extent cx="5731510" cy="5090160"/>
+            <wp:effectExtent l="0" t="0" r="2540" b="0"/>
+            <wp:docPr id="662274430" name="תמונה 4"/>
+            <wp:cNvGraphicFramePr>
+              <a:graphicFrameLocks xmlns:a="http://schemas.openxmlformats.org/drawingml/2006/main" noChangeAspect="1"/>
+            </wp:cNvGraphicFramePr>
+            <a:graphic xmlns:a="http://schemas.openxmlformats.org/drawingml/2006/main">
+              <a:graphicData uri="http://schemas.openxmlformats.org/drawingml/2006/picture">
+                <pic:pic xmlns:pic="http://schemas.openxmlformats.org/drawingml/2006/picture">
+                  <pic:nvPicPr>
+                    <pic:cNvPr id="0" name="Picture 10"/>
+                    <pic:cNvPicPr>
+                      <a:picLocks noChangeAspect="1" noChangeArrowheads="1"/>
+                    </pic:cNvPicPr>
+                  </pic:nvPicPr>
+                  <pic:blipFill rotWithShape="1">
+                    <a:blip r:embed="rId7">
+                      <a:extLst>
+                        <a:ext uri="{28A0092B-C50C-407E-A947-70E740481C1C}">
+                          <a14:useLocalDpi xmlns:a14="http://schemas.microsoft.com/office/drawing/2010/main" val="0"/>
+                        </a:ext>
+                      </a:extLst>
+                    </a:blip>
+                    <a:srcRect b="11190"/>
+                    <a:stretch>
+                      <a:fillRect/>
+                    </a:stretch>
+                  </pic:blipFill>
+                  <pic:spPr bwMode="auto">
+                    <a:xfrm>
+                      <a:off x="0" y="0"/>
+                      <a:ext cx="5731510" cy="5090160"/>
+                    </a:xfrm>
+                    <a:prstGeom prst="rect">
+                      <a:avLst/>
+                    </a:prstGeom>
+                    <a:noFill/>
+                    <a:ln>
+                      <a:noFill/>
+                    </a:ln>
+                    <a:extLst>
+                      <a:ext uri="{53640926-AAD7-44D8-BBD7-CCE9431645EC}">
+                        <a14:shadowObscured xmlns:a14="http://schemas.microsoft.com/office/drawing/2010/main"/>
+                      </a:ext>
+                    </a:extLst>
+                  </pic:spPr>
+                </pic:pic>
+              </a:graphicData>
+            </a:graphic>
+          </wp:inline>
+        </w:drawing>
+      </w:r>
+    </w:p>
+    <w:p>
+      <w:pPr>
+        <w:tabs>
+          <w:tab w:val="left" w:pos="1356"/>
+        </w:tabs>
+        <w:rPr>
+          <w:sz w:val="24"/>
+          <w:szCs w:val="24"/>
+          <w:lang w:val="en-US"/>
+        </w:rPr>
+      </w:pPr>
+      <w:r>
+        <w:rPr>
+          <w:sz w:val="24"/>
+          <w:szCs w:val="24"/>
+          <w:lang w:val="en-US"/>
+        </w:rPr>
+        <w:t>As we can see, the new results</w:t>
+      </w:r>
+      <w:r>
+        <w:rPr>
+          <w:sz w:val="24"/>
+          <w:szCs w:val="24"/>
+          <w:lang w:val="en-US"/>
+        </w:rPr>
+        <w:t xml:space="preserve"> demonstrate a significantly improved motion estimation compared to the single</w:t>
+      </w:r>
+      <w:r>
+        <w:rPr>
+          <w:sz w:val="24"/>
+          <w:szCs w:val="24"/>
+          <w:lang w:val="en-US"/>
+        </w:rPr>
+        <w:t xml:space="preserve"> </w:t>
+      </w:r>
+      <w:r>
+        <w:rPr>
+          <w:sz w:val="24"/>
+          <w:szCs w:val="24"/>
+          <w:lang w:val="en-US"/>
+        </w:rPr>
+        <w:t>step version. The velocity maps (</w:t>
+      </w:r>
+      <m:oMath>
+        <m:r>
+          <w:rPr>
+            <w:rFonts w:ascii="Cambria Math" w:hAnsi="Cambria Math"/>
+            <w:sz w:val="24"/>
+            <w:szCs w:val="24"/>
+            <w:lang w:val="en-US"/>
+          </w:rPr>
+          <m:t>du</m:t>
+        </m:r>
+      </m:oMath>
+      <w:r>
+        <w:rPr>
+          <w:sz w:val="24"/>
+          <w:szCs w:val="24"/>
+          <w:lang w:val="en-US"/>
+        </w:rPr>
+        <w:t xml:space="preserve"> and </w:t>
+      </w:r>
+      <m:oMath>
+        <m:r>
+          <w:rPr>
+            <w:rFonts w:ascii="Cambria Math" w:hAnsi="Cambria Math"/>
+            <w:sz w:val="24"/>
+            <w:szCs w:val="24"/>
+            <w:lang w:val="en-US"/>
+          </w:rPr>
+          <m:t>dv</m:t>
+        </m:r>
+      </m:oMath>
+      <w:r>
+        <w:rPr>
+          <w:sz w:val="24"/>
+          <w:szCs w:val="24"/>
+          <w:lang w:val="en-US"/>
+        </w:rPr>
+        <w:t xml:space="preserve">) are much smoother and </w:t>
+      </w:r>
+      <w:r>
+        <w:rPr>
+          <w:sz w:val="24"/>
+          <w:szCs w:val="24"/>
+          <w:lang w:val="en-US"/>
+        </w:rPr>
+        <w:t xml:space="preserve">describe in much </w:t>
+      </w:r>
+      <w:r>
+        <w:rPr>
+          <w:sz w:val="24"/>
+          <w:szCs w:val="24"/>
+          <w:lang w:val="en-US"/>
+        </w:rPr>
+        <w:t>clean</w:t>
+      </w:r>
+      <w:r>
+        <w:rPr>
+          <w:sz w:val="24"/>
+          <w:szCs w:val="24"/>
+          <w:lang w:val="en-US"/>
+        </w:rPr>
+        <w:t>er</w:t>
+      </w:r>
+      <w:r>
+        <w:rPr>
+          <w:sz w:val="24"/>
+          <w:szCs w:val="24"/>
+          <w:lang w:val="en-US"/>
+        </w:rPr>
+        <w:t xml:space="preserve"> </w:t>
+      </w:r>
+      <w:r>
+        <w:rPr>
+          <w:sz w:val="24"/>
+          <w:szCs w:val="24"/>
+          <w:lang w:val="en-US"/>
+        </w:rPr>
+        <w:t xml:space="preserve">and </w:t>
+      </w:r>
+      <w:r>
+        <w:rPr>
+          <w:sz w:val="24"/>
+          <w:szCs w:val="24"/>
+          <w:lang w:val="en-US"/>
+        </w:rPr>
+        <w:t xml:space="preserve">coherent </w:t>
+      </w:r>
+      <w:r>
+        <w:rPr>
+          <w:sz w:val="24"/>
+          <w:szCs w:val="24"/>
+          <w:lang w:val="en-US"/>
+        </w:rPr>
+        <w:t xml:space="preserve">way the </w:t>
+      </w:r>
+      <w:r>
+        <w:rPr>
+          <w:sz w:val="24"/>
+          <w:szCs w:val="24"/>
+          <w:lang w:val="en-US"/>
+        </w:rPr>
+        <w:t>global motion field across the mountain structures and water regions. Looking at I2 warped to I1, the severe distortion, tearing artifacts, and black</w:t>
+      </w:r>
+      <w:r>
+        <w:rPr>
+          <w:sz w:val="24"/>
+          <w:szCs w:val="24"/>
+          <w:lang w:val="en-US"/>
+        </w:rPr>
+        <w:t xml:space="preserve"> </w:t>
+      </w:r>
+      <w:r>
+        <w:rPr>
+          <w:sz w:val="24"/>
+          <w:szCs w:val="24"/>
+          <w:lang w:val="en-US"/>
+        </w:rPr>
+        <w:t>and</w:t>
+      </w:r>
+      <w:r>
+        <w:rPr>
+          <w:sz w:val="24"/>
+          <w:szCs w:val="24"/>
+          <w:lang w:val="en-US"/>
+        </w:rPr>
+        <w:t xml:space="preserve"> </w:t>
+      </w:r>
+      <w:r>
+        <w:rPr>
+          <w:sz w:val="24"/>
+          <w:szCs w:val="24"/>
+          <w:lang w:val="en-US"/>
+        </w:rPr>
+        <w:t xml:space="preserve">white noisy spots that plagued the sky and </w:t>
+      </w:r>
+      <w:r>
+        <w:rPr>
+          <w:sz w:val="24"/>
+          <w:szCs w:val="24"/>
+          <w:lang w:val="en-US"/>
+        </w:rPr>
+        <w:lastRenderedPageBreak/>
+        <w:t>textured borders in the one</w:t>
+      </w:r>
+      <w:r>
+        <w:rPr>
+          <w:sz w:val="24"/>
+          <w:szCs w:val="24"/>
+          <w:lang w:val="en-US"/>
+        </w:rPr>
+        <w:t xml:space="preserve"> </w:t>
+      </w:r>
+      <w:r>
+        <w:rPr>
+          <w:sz w:val="24"/>
+          <w:szCs w:val="24"/>
+          <w:lang w:val="en-US"/>
+        </w:rPr>
+        <w:t xml:space="preserve">step process are completely resolved. The warped frame </w:t>
+      </w:r>
+      <m:oMath>
+        <m:sSub>
+          <m:sSubPr>
+            <m:ctrlPr>
+              <w:rPr>
+                <w:rFonts w:ascii="Cambria Math" w:hAnsi="Cambria Math"/>
+                <w:i/>
+                <w:sz w:val="24"/>
+                <w:szCs w:val="24"/>
+                <w:lang w:val="en-US"/>
+              </w:rPr>
+            </m:ctrlPr>
+          </m:sSubPr>
+          <m:e>
+            <m:r>
+              <w:rPr>
+                <w:rFonts w:ascii="Cambria Math" w:hAnsi="Cambria Math"/>
+                <w:sz w:val="24"/>
+                <w:szCs w:val="24"/>
+                <w:lang w:val="en-US"/>
+              </w:rPr>
+              <m:t>I</m:t>
+            </m:r>
+          </m:e>
+          <m:sub>
+            <m:r>
+              <w:rPr>
+                <w:rFonts w:ascii="Cambria Math" w:hAnsi="Cambria Math"/>
+                <w:sz w:val="24"/>
+                <w:szCs w:val="24"/>
+                <w:lang w:val="en-US"/>
+              </w:rPr>
+              <m:t>2</m:t>
+            </m:r>
+          </m:sub>
+        </m:sSub>
+      </m:oMath>
+      <w:r>
+        <w:rPr>
+          <w:sz w:val="24"/>
+          <w:szCs w:val="24"/>
+          <w:lang w:val="en-US"/>
+        </w:rPr>
+        <w:t xml:space="preserve"> matches the target frame </w:t>
+      </w:r>
+      <m:oMath>
+        <m:sSub>
+          <m:sSubPr>
+            <m:ctrlPr>
+              <w:rPr>
+                <w:rFonts w:ascii="Cambria Math" w:hAnsi="Cambria Math"/>
+                <w:i/>
+                <w:sz w:val="24"/>
+                <w:szCs w:val="24"/>
+                <w:lang w:val="en-US"/>
+              </w:rPr>
+            </m:ctrlPr>
+          </m:sSubPr>
+          <m:e>
+            <m:r>
+              <w:rPr>
+                <w:rFonts w:ascii="Cambria Math" w:hAnsi="Cambria Math"/>
+                <w:sz w:val="24"/>
+                <w:szCs w:val="24"/>
+                <w:lang w:val="en-US"/>
+              </w:rPr>
+              <m:t>I</m:t>
+            </m:r>
+          </m:e>
+          <m:sub>
+            <m:r>
+              <w:rPr>
+                <w:rFonts w:ascii="Cambria Math" w:hAnsi="Cambria Math"/>
+                <w:sz w:val="24"/>
+                <w:szCs w:val="24"/>
+                <w:lang w:val="en-US"/>
+              </w:rPr>
+              <m:t>1</m:t>
+            </m:r>
+          </m:sub>
+        </m:sSub>
+      </m:oMath>
+      <w:r>
+        <w:rPr>
+          <w:sz w:val="24"/>
+          <w:szCs w:val="24"/>
+          <w:lang w:val="en-US"/>
+        </w:rPr>
+        <w:t xml:space="preserve"> almost perfectly, validating that </w:t>
+      </w:r>
+      <w:r>
+        <w:rPr>
+          <w:sz w:val="24"/>
+          <w:szCs w:val="24"/>
+          <w:lang w:val="en-US"/>
+        </w:rPr>
+        <w:t>multi-step</w:t>
+      </w:r>
+      <w:r>
+        <w:rPr>
+          <w:sz w:val="24"/>
+          <w:szCs w:val="24"/>
+          <w:lang w:val="en-US"/>
+        </w:rPr>
+        <w:t xml:space="preserve"> iterative updates accurately alignment the image structures. </w:t>
+      </w:r>
+    </w:p>
+    <w:p>
+      <w:pPr>
+        <w:tabs>
+          <w:tab w:val="left" w:pos="1356"/>
+        </w:tabs>
+        <w:rPr>
+          <w:sz w:val="24"/>
+          <w:szCs w:val="24"/>
+          <w:lang w:val="en-US"/>
+        </w:rPr>
+      </w:pPr>
+      <w:r>
+        <w:rPr>
+          <w:sz w:val="24"/>
+          <w:szCs w:val="24"/>
+          <w:lang w:val="en-US"/>
+        </w:rPr>
+        <w:t xml:space="preserve">The </w:t>
+      </w:r>
+      <w:r>
+        <w:rPr>
+          <w:sz w:val="24"/>
+          <w:szCs w:val="24"/>
+          <w:lang w:val="en-US"/>
+        </w:rPr>
+        <w:t xml:space="preserve">new </w:t>
+      </w:r>
+      <w:r>
+        <w:rPr>
+          <w:sz w:val="24"/>
+          <w:szCs w:val="24"/>
+          <w:lang w:val="en-US"/>
+        </w:rPr>
+        <w:t>gif</w:t>
+      </w:r>
+      <w:r>
+        <w:rPr>
+          <w:sz w:val="24"/>
+          <w:szCs w:val="24"/>
+          <w:lang w:val="en-US"/>
+        </w:rPr>
+        <w:t xml:space="preserve"> output</w:t>
+      </w:r>
+      <w:r>
+        <w:rPr>
+          <w:sz w:val="24"/>
+          <w:szCs w:val="24"/>
+          <w:lang w:val="en-US"/>
+        </w:rPr>
+        <w:t xml:space="preserve"> looks </w:t>
+      </w:r>
+      <w:r>
+        <w:rPr>
+          <w:sz w:val="24"/>
+          <w:szCs w:val="24"/>
+          <w:lang w:val="en-US"/>
+        </w:rPr>
+        <w:t>much</w:t>
+      </w:r>
+      <w:r>
+        <w:rPr>
+          <w:sz w:val="24"/>
+          <w:szCs w:val="24"/>
+          <w:lang w:val="en-US"/>
+        </w:rPr>
+        <w:t xml:space="preserve"> better than the single-step version because the multi-resolution image pyramid overcomes the displacement limitations of the L</w:t>
+      </w:r>
+      <w:r>
+        <w:rPr>
+          <w:sz w:val="24"/>
+          <w:szCs w:val="24"/>
+          <w:lang w:val="en-US"/>
+        </w:rPr>
+        <w:t>K</w:t>
+      </w:r>
+      <w:r>
+        <w:rPr>
+          <w:sz w:val="24"/>
+          <w:szCs w:val="24"/>
+          <w:lang w:val="en-US"/>
+        </w:rPr>
+        <w:t xml:space="preserve"> algorithm. By downsampling the images to higher pyramid levels, large physical frame-to-frame movements are reduced to tiny, sub-pixel shifts at the </w:t>
+      </w:r>
+      <w:r>
+        <w:rPr>
+          <w:sz w:val="24"/>
+          <w:szCs w:val="24"/>
+          <w:lang w:val="en-US"/>
+        </w:rPr>
+        <w:t>reduced</w:t>
+      </w:r>
+      <w:r>
+        <w:rPr>
+          <w:sz w:val="24"/>
+          <w:szCs w:val="24"/>
+          <w:lang w:val="en-US"/>
+        </w:rPr>
+        <w:t xml:space="preserve"> scale, satisfying the mathematical validity of the first-order Taylor series approximation. The algorithm can then reliably solve for these large motion vectors at a small resolution and propagate them down as starting estimates for </w:t>
+      </w:r>
+      <w:r>
+        <w:rPr>
+          <w:sz w:val="24"/>
+          <w:szCs w:val="24"/>
+          <w:lang w:val="en-US"/>
+        </w:rPr>
+        <w:t>lower</w:t>
+      </w:r>
+      <w:r>
+        <w:rPr>
+          <w:sz w:val="24"/>
+          <w:szCs w:val="24"/>
+          <w:lang w:val="en-US"/>
+        </w:rPr>
+        <w:t xml:space="preserve"> levels. This iterative warping enables the system to track both large-scale camera translations and fine, high-frequency textural motions without breaking down or producing interpolation artifacts. </w:t>
+      </w:r>
+    </w:p>
+    <w:p>
+      <w:pPr>
+        <w:tabs>
+          <w:tab w:val="left" w:pos="1356"/>
+        </w:tabs>
+        <w:rPr>
+          <w:sz w:val="24"/>
+          <w:szCs w:val="24"/>
+          <w:lang w:val="en-US"/>
+        </w:rPr>
+      </w:pPr>
     </w:p>
     <w:sectPr>
       <w:pgSz w:w="11906" w:h="16838"/>

--- a/HW2/vp2025_212047542_327703013/ex2_212047542_327703013.docx
+++ b/HW2/vp2025_212047542_327703013/ex2_212047542_327703013.docx
@@ -108,7 +108,7 @@
     </w:p>
     <w:p>
       <w:pPr>
-        <w:pStyle w:val="a8"/>
+        <w:pStyle w:val="ListParagraph"/>
         <w:numPr>
           <w:ilvl w:val="0"/>
           <w:numId w:val="4"/>
@@ -335,7 +335,7 @@
     </w:p>
     <w:p>
       <w:pPr>
-        <w:pStyle w:val="a8"/>
+        <w:pStyle w:val="ListParagraph"/>
         <w:numPr>
           <w:ilvl w:val="0"/>
           <w:numId w:val="4"/>
@@ -350,12 +350,28 @@
           <w:sz w:val="24"/>
           <w:szCs w:val="24"/>
         </w:rPr>
-        <w:t>The aperture problem occurs when a local observation window only views a portion of a contour or edge, making it impossible to determine the true 2D motion because only the movement perpendicular to the edge is detectable. To resolve this ambiguity, we can utilize "special points" such as corners, which provide gradient information in multiple directions to break the 1D motion ambiguity. Mathematically, this is addressed by Lucas-Kanade through the assumption that motion is constant within a small neighborhood around each pixel. By selecting a larger window on these special points, we obtain a sufficient number of equations to solve for the two unknowns ($u$ and $v$), though the window must not be so large that the assumption of uniform motion within that neighborhood fails</w:t>
-      </w:r>
-    </w:p>
-    <w:p>
-      <w:pPr>
-        <w:pStyle w:val="a8"/>
+        <w:t xml:space="preserve">The aperture problem occurs when a local observation window only views a portion of a contour or edge, making it impossible to determine the true 2D motion because only the movement perpendicular to the edge is detectable. To resolve this ambiguity, we can utilize "special points" such as corners, which provide gradient information in multiple directions to break the 1D motion ambiguity. Mathematically, this is addressed by Lucas-Kanade through the assumption that motion is constant within a small neighborhood around each pixel. By selecting a larger window on these special points, we obtain </w:t>
+      </w:r>
+      <w:proofErr w:type="gramStart"/>
+      <w:r>
+        <w:rPr>
+          <w:sz w:val="24"/>
+          <w:szCs w:val="24"/>
+        </w:rPr>
+        <w:t>a sufficient number of</w:t>
+      </w:r>
+      <w:proofErr w:type="gramEnd"/>
+      <w:r>
+        <w:rPr>
+          <w:sz w:val="24"/>
+          <w:szCs w:val="24"/>
+        </w:rPr>
+        <w:t xml:space="preserve"> equations to solve for the two unknowns ($u$ and $v$), though the window must not be so large that the assumption of uniform motion within that neighborhood fails</w:t>
+      </w:r>
+    </w:p>
+    <w:p>
+      <w:pPr>
+        <w:pStyle w:val="ListParagraph"/>
         <w:numPr>
           <w:ilvl w:val="0"/>
           <w:numId w:val="4"/>
@@ -392,7 +408,7 @@
     </w:p>
     <w:p>
       <w:pPr>
-        <w:pStyle w:val="a8"/>
+        <w:pStyle w:val="ListParagraph"/>
         <w:numPr>
           <w:ilvl w:val="0"/>
           <w:numId w:val="4"/>
@@ -434,7 +450,7 @@
     </w:p>
     <w:p>
       <w:pPr>
-        <w:pStyle w:val="a8"/>
+        <w:pStyle w:val="ListParagraph"/>
         <w:numPr>
           <w:ilvl w:val="0"/>
           <w:numId w:val="4"/>
@@ -475,7 +491,6 @@
     </w:p>
     <w:p>
       <w:pPr>
-        <w:ind w:left="360"/>
         <w:rPr>
           <w:b/>
           <w:bCs/>
@@ -483,31 +498,51 @@
           <w:szCs w:val="28"/>
         </w:rPr>
       </w:pPr>
-      <w:r>
+    </w:p>
+    <w:p>
+      <w:pPr>
         <w:rPr>
           <w:b/>
           <w:bCs/>
           <w:sz w:val="28"/>
           <w:szCs w:val="28"/>
         </w:rPr>
+      </w:pPr>
+      <w:r>
+        <w:rPr>
+          <w:b/>
+          <w:bCs/>
+          <w:sz w:val="28"/>
+          <w:szCs w:val="28"/>
+        </w:rPr>
         <w:t>Section 2</w:t>
       </w:r>
     </w:p>
     <w:p>
       <w:pPr>
+        <w:ind w:left="360" w:firstLine="360"/>
+        <w:rPr>
+          <w:sz w:val="24"/>
+          <w:szCs w:val="24"/>
+        </w:rPr>
+      </w:pPr>
+      <w:r>
+        <w:rPr>
+          <w:sz w:val="24"/>
+          <w:szCs w:val="24"/>
+        </w:rPr>
+        <w:t>4.1. We receive the following results for LK after one step:</w:t>
+      </w:r>
+    </w:p>
+    <w:p>
+      <w:pPr>
         <w:ind w:left="360"/>
         <w:rPr>
           <w:sz w:val="24"/>
           <w:szCs w:val="24"/>
-        </w:rPr>
-      </w:pPr>
-      <w:r>
-        <w:rPr>
-          <w:sz w:val="24"/>
-          <w:szCs w:val="24"/>
-        </w:rPr>
-        <w:t>4.1. We receive the following results for LK after one step:</w:t>
-      </w:r>
+          <w:lang w:val="en-US"/>
+        </w:rPr>
+      </w:pPr>
     </w:p>
     <w:p>
       <w:pPr>
@@ -515,7 +550,14 @@
         <w:rPr>
           <w:sz w:val="24"/>
           <w:szCs w:val="24"/>
-          <w:lang w:val="en-US"/>
+        </w:rPr>
+      </w:pPr>
+    </w:p>
+    <w:p>
+      <w:pPr>
+        <w:rPr>
+          <w:sz w:val="24"/>
+          <w:szCs w:val="24"/>
         </w:rPr>
       </w:pPr>
     </w:p>
@@ -617,31 +659,13 @@
           <w:szCs w:val="24"/>
         </w:rPr>
       </w:pPr>
-    </w:p>
-    <w:p>
-      <w:pPr>
-        <w:ind w:left="360"/>
-        <w:rPr>
-          <w:sz w:val="24"/>
-          <w:szCs w:val="24"/>
-        </w:rPr>
-      </w:pPr>
-    </w:p>
-    <w:p>
-      <w:pPr>
-        <w:ind w:left="360"/>
-        <w:rPr>
-          <w:sz w:val="24"/>
-          <w:szCs w:val="24"/>
-        </w:rPr>
-      </w:pPr>
-      <w:r>
-        <w:rPr>
-          <w:sz w:val="24"/>
-          <w:szCs w:val="24"/>
-          <w:lang w:val="en-US"/>
-        </w:rPr>
-        <w:lastRenderedPageBreak/>
+      <w:r>
+        <w:rPr>
+          <w:noProof/>
+          <w:sz w:val="24"/>
+          <w:szCs w:val="24"/>
+          <w:lang w:val="en-US"/>
+        </w:rPr>
         <w:drawing>
           <wp:anchor distT="0" distB="0" distL="114300" distR="114300" simplePos="0" relativeHeight="251658240" behindDoc="1" locked="0" layoutInCell="1" allowOverlap="1" wp14:anchorId="1A6E8729" wp14:editId="65910D42">
             <wp:simplePos x="0" y="0"/>
@@ -884,7 +908,7 @@
     </w:p>
     <w:p>
       <w:pPr>
-        <w:ind w:left="360"/>
+        <w:ind w:left="720"/>
         <w:rPr>
           <w:sz w:val="24"/>
           <w:szCs w:val="24"/>
@@ -964,7 +988,7 @@
     </w:p>
     <w:p>
       <w:pPr>
-        <w:ind w:left="360"/>
+        <w:ind w:left="720"/>
         <w:rPr>
           <w:sz w:val="24"/>
           <w:szCs w:val="24"/>
@@ -1049,7 +1073,7 @@
           <w:szCs w:val="24"/>
           <w:lang w:val="en-US"/>
         </w:rPr>
-        <w:t xml:space="preserve"> algorithm relies on a first-order Taylor series approximation, which is strictly valid only for tiny, sub-pixel </w:t>
+        <w:t xml:space="preserve"> algorithm relies on a first-</w:t>
       </w:r>
       <w:r>
         <w:rPr>
@@ -1058,7 +1082,7 @@
           <w:lang w:val="en-US"/>
         </w:rPr>
         <w:lastRenderedPageBreak/>
-        <w:t xml:space="preserve">displacements. Because the actual motion in this video involves relatively large displacements (such as the rapid flow of the water and camera jitter), a single step operating on a small </w:t>
+        <w:t xml:space="preserve">order Taylor series approximation, which is strictly valid only for tiny, sub-pixel displacements. Because the actual motion in this video involves relatively large displacements (such as the rapid flow of the water and camera jitter), a single step operating on a small </w:t>
       </w:r>
       <m:oMath>
         <m:r>
@@ -1068,25 +1092,7 @@
             <w:szCs w:val="24"/>
             <w:lang w:val="en-US"/>
           </w:rPr>
-          <m:t>5</m:t>
-        </m:r>
-        <m:r>
-          <w:rPr>
-            <w:rFonts w:ascii="Cambria Math" w:hAnsi="Cambria Math"/>
-            <w:sz w:val="24"/>
-            <w:szCs w:val="24"/>
-            <w:lang w:val="en-US"/>
-          </w:rPr>
-          <m:t>×</m:t>
-        </m:r>
-        <m:r>
-          <w:rPr>
-            <w:rFonts w:ascii="Cambria Math" w:hAnsi="Cambria Math"/>
-            <w:sz w:val="24"/>
-            <w:szCs w:val="24"/>
-            <w:lang w:val="en-US"/>
-          </w:rPr>
-          <m:t xml:space="preserve"> 5</m:t>
+          <m:t>5× 5</m:t>
         </m:r>
       </m:oMath>
       <w:r>
@@ -1201,6 +1207,7 @@
         <w:tabs>
           <w:tab w:val="left" w:pos="1356"/>
         </w:tabs>
+        <w:ind w:left="360"/>
         <w:rPr>
           <w:sz w:val="24"/>
           <w:szCs w:val="24"/>
@@ -1339,7 +1346,16 @@
           <w:szCs w:val="24"/>
           <w:lang w:val="en-US"/>
         </w:rPr>
-        <w:t>global motion field across the mountain structures and water regions. Looking at I2 warped to I1, the severe distortion, tearing artifacts, and black</w:t>
+        <w:t xml:space="preserve">global motion field across the mountain structures and water regions. Looking at I2 warped to I1, </w:t>
+      </w:r>
+      <w:r>
+        <w:rPr>
+          <w:sz w:val="24"/>
+          <w:szCs w:val="24"/>
+          <w:lang w:val="en-US"/>
+        </w:rPr>
+        <w:lastRenderedPageBreak/>
+        <w:t>the severe distortion, tearing artifacts, and black</w:t>
       </w:r>
       <w:r>
         <w:rPr>
@@ -1371,16 +1387,7 @@
           <w:szCs w:val="24"/>
           <w:lang w:val="en-US"/>
         </w:rPr>
-        <w:t xml:space="preserve">white noisy spots that plagued the sky and </w:t>
-      </w:r>
-      <w:r>
-        <w:rPr>
-          <w:sz w:val="24"/>
-          <w:szCs w:val="24"/>
-          <w:lang w:val="en-US"/>
-        </w:rPr>
-        <w:lastRenderedPageBreak/>
-        <w:t>textured borders in the one</w:t>
+        <w:t>white noisy spots that plagued the sky and textured borders in the one</w:t>
       </w:r>
       <w:r>
         <w:rPr>
@@ -1502,7 +1509,25 @@
           <w:szCs w:val="24"/>
           <w:lang w:val="en-US"/>
         </w:rPr>
-        <w:t xml:space="preserve"> iterative updates accurately alignment the image structures. </w:t>
+        <w:t xml:space="preserve"> iterative updates accurately </w:t>
+      </w:r>
+      <w:proofErr w:type="gramStart"/>
+      <w:r>
+        <w:rPr>
+          <w:sz w:val="24"/>
+          <w:szCs w:val="24"/>
+          <w:lang w:val="en-US"/>
+        </w:rPr>
+        <w:t>alignment</w:t>
+      </w:r>
+      <w:proofErr w:type="gramEnd"/>
+      <w:r>
+        <w:rPr>
+          <w:sz w:val="24"/>
+          <w:szCs w:val="24"/>
+          <w:lang w:val="en-US"/>
+        </w:rPr>
+        <w:t xml:space="preserve"> the image structures. </w:t>
       </w:r>
     </w:p>
     <w:p>
@@ -1510,6 +1535,7 @@
         <w:tabs>
           <w:tab w:val="left" w:pos="1356"/>
         </w:tabs>
+        <w:ind w:left="360"/>
         <w:rPr>
           <w:sz w:val="24"/>
           <w:szCs w:val="24"/>
@@ -1586,7 +1612,25 @@
           <w:szCs w:val="24"/>
           <w:lang w:val="en-US"/>
         </w:rPr>
-        <w:t xml:space="preserve"> algorithm. By downsampling the images to higher pyramid levels, large physical frame-to-frame movements are reduced to tiny, sub-pixel shifts at the </w:t>
+        <w:t xml:space="preserve"> algorithm. By </w:t>
+      </w:r>
+      <w:proofErr w:type="spellStart"/>
+      <w:r>
+        <w:rPr>
+          <w:sz w:val="24"/>
+          <w:szCs w:val="24"/>
+          <w:lang w:val="en-US"/>
+        </w:rPr>
+        <w:t>downsampling</w:t>
+      </w:r>
+      <w:proofErr w:type="spellEnd"/>
+      <w:r>
+        <w:rPr>
+          <w:sz w:val="24"/>
+          <w:szCs w:val="24"/>
+          <w:lang w:val="en-US"/>
+        </w:rPr>
+        <w:t xml:space="preserve"> the images to higher pyramid levels, large physical frame-to-frame movements are reduced to tiny, sub-pixel shifts at the </w:t>
       </w:r>
       <w:r>
         <w:rPr>
@@ -1602,7 +1646,25 @@
           <w:szCs w:val="24"/>
           <w:lang w:val="en-US"/>
         </w:rPr>
-        <w:t xml:space="preserve"> scale, satisfying the mathematical validity of the first-order Taylor series approximation. The algorithm can then reliably solve for these large motion vectors at a small resolution and propagate them down as starting estimates for </w:t>
+        <w:t xml:space="preserve"> scale, satisfying the mathematical validity of the first-order Taylor series approximation. The algorithm can then reliably </w:t>
+      </w:r>
+      <w:proofErr w:type="gramStart"/>
+      <w:r>
+        <w:rPr>
+          <w:sz w:val="24"/>
+          <w:szCs w:val="24"/>
+          <w:lang w:val="en-US"/>
+        </w:rPr>
+        <w:t>solve for</w:t>
+      </w:r>
+      <w:proofErr w:type="gramEnd"/>
+      <w:r>
+        <w:rPr>
+          <w:sz w:val="24"/>
+          <w:szCs w:val="24"/>
+          <w:lang w:val="en-US"/>
+        </w:rPr>
+        <w:t xml:space="preserve"> these large motion vectors at a small resolution and propagate them down as starting estimates for </w:t>
       </w:r>
       <w:r>
         <w:rPr>
@@ -1618,7 +1680,122 @@
           <w:szCs w:val="24"/>
           <w:lang w:val="en-US"/>
         </w:rPr>
-        <w:t xml:space="preserve"> levels. This iterative warping enables the system to track both large-scale camera translations and fine, high-frequency textural motions without breaking down or producing interpolation artifacts. </w:t>
+        <w:t xml:space="preserve"> levels. This iterative warping enables the system to track both large-scale camera translations and fine, high-frequency textural motions without breaking down or producing interpolation artifacts.</w:t>
+      </w:r>
+    </w:p>
+    <w:p>
+      <w:pPr>
+        <w:rPr>
+          <w:b/>
+          <w:bCs/>
+          <w:sz w:val="28"/>
+          <w:szCs w:val="28"/>
+        </w:rPr>
+      </w:pPr>
+    </w:p>
+    <w:p>
+      <w:pPr>
+        <w:rPr>
+          <w:b/>
+          <w:bCs/>
+          <w:sz w:val="28"/>
+          <w:szCs w:val="28"/>
+        </w:rPr>
+      </w:pPr>
+      <w:r>
+        <w:rPr>
+          <w:b/>
+          <w:bCs/>
+          <w:sz w:val="28"/>
+          <w:szCs w:val="28"/>
+        </w:rPr>
+        <w:t xml:space="preserve">Section </w:t>
+      </w:r>
+      <w:r>
+        <w:rPr>
+          <w:b/>
+          <w:bCs/>
+          <w:sz w:val="28"/>
+          <w:szCs w:val="28"/>
+        </w:rPr>
+        <w:t>3</w:t>
+      </w:r>
+    </w:p>
+    <w:p>
+      <w:pPr>
+        <w:ind w:left="720"/>
+        <w:rPr>
+          <w:b/>
+          <w:bCs/>
+          <w:sz w:val="28"/>
+          <w:szCs w:val="28"/>
+        </w:rPr>
+      </w:pPr>
+      <w:r>
+        <w:rPr>
+          <w:sz w:val="24"/>
+          <w:szCs w:val="24"/>
+          <w:lang w:val="en-US"/>
+        </w:rPr>
+        <w:t>8</w:t>
+      </w:r>
+      <w:r>
+        <w:rPr>
+          <w:sz w:val="24"/>
+          <w:szCs w:val="24"/>
+          <w:lang w:val="en-US"/>
+        </w:rPr>
+        <w:t xml:space="preserve">. </w:t>
+      </w:r>
+      <w:r>
+        <w:rPr>
+          <w:sz w:val="24"/>
+          <w:szCs w:val="24"/>
+          <w:lang w:val="en-US"/>
+        </w:rPr>
+        <w:t xml:space="preserve">The video looks centralized but little bit trembling, we also see border effects probably because we sometimes have holes when shifting image, so the wrap completes the holes. The MSE is </w:t>
+      </w:r>
+      <w:proofErr w:type="gramStart"/>
+      <w:r>
+        <w:rPr>
+          <w:sz w:val="24"/>
+          <w:szCs w:val="24"/>
+          <w:lang w:val="en-US"/>
+        </w:rPr>
+        <w:t>26</w:t>
+      </w:r>
+      <w:proofErr w:type="gramEnd"/>
+      <w:r>
+        <w:rPr>
+          <w:sz w:val="24"/>
+          <w:szCs w:val="24"/>
+          <w:lang w:val="en-US"/>
+        </w:rPr>
+        <w:t xml:space="preserve"> which can be due to the differences in the edges area</w:t>
+      </w:r>
+      <w:r>
+        <w:rPr>
+          <w:sz w:val="24"/>
+          <w:szCs w:val="24"/>
+          <w:lang w:val="en-US"/>
+        </w:rPr>
+        <w:t xml:space="preserve"> and the </w:t>
+      </w:r>
+      <w:r>
+        <w:rPr>
+          <w:sz w:val="24"/>
+          <w:szCs w:val="24"/>
+          <w:lang w:val="en-US"/>
+        </w:rPr>
+        <w:t>trembling</w:t>
+      </w:r>
+      <w:r>
+        <w:rPr>
+          <w:sz w:val="24"/>
+          <w:szCs w:val="24"/>
+          <w:lang w:val="en-US"/>
+        </w:rPr>
+        <w:t>.</w:t>
       </w:r>
     </w:p>
     <w:p>
@@ -2629,14 +2806,14 @@
     <w:lsdException w:name="Unresolved Mention" w:semiHidden="1" w:unhideWhenUsed="1"/>
     <w:lsdException w:name="Smart Link" w:semiHidden="1" w:unhideWhenUsed="1"/>
   </w:latentStyles>
-  <w:style w:type="paragraph" w:default="1" w:styleId="a">
+  <w:style w:type="paragraph" w:default="1" w:styleId="Normal">
     <w:name w:val="Normal"/>
     <w:qFormat/>
   </w:style>
-  <w:style w:type="paragraph" w:styleId="1">
+  <w:style w:type="paragraph" w:styleId="Heading1">
     <w:name w:val="heading 1"/>
-    <w:basedOn w:val="a"/>
-    <w:next w:val="a"/>
+    <w:basedOn w:val="Normal"/>
+    <w:next w:val="Normal"/>
     <w:uiPriority w:val="9"/>
     <w:qFormat/>
     <w:pPr>
@@ -2652,10 +2829,10 @@
       <w:szCs w:val="40"/>
     </w:rPr>
   </w:style>
-  <w:style w:type="paragraph" w:styleId="2">
+  <w:style w:type="paragraph" w:styleId="Heading2">
     <w:name w:val="heading 2"/>
-    <w:basedOn w:val="a"/>
-    <w:next w:val="a"/>
+    <w:basedOn w:val="Normal"/>
+    <w:next w:val="Normal"/>
     <w:uiPriority w:val="9"/>
     <w:semiHidden/>
     <w:unhideWhenUsed/>
@@ -2673,10 +2850,10 @@
       <w:szCs w:val="32"/>
     </w:rPr>
   </w:style>
-  <w:style w:type="paragraph" w:styleId="3">
+  <w:style w:type="paragraph" w:styleId="Heading3">
     <w:name w:val="heading 3"/>
-    <w:basedOn w:val="a"/>
-    <w:next w:val="a"/>
+    <w:basedOn w:val="Normal"/>
+    <w:next w:val="Normal"/>
     <w:uiPriority w:val="9"/>
     <w:semiHidden/>
     <w:unhideWhenUsed/>
@@ -2693,10 +2870,10 @@
       <w:szCs w:val="28"/>
     </w:rPr>
   </w:style>
-  <w:style w:type="paragraph" w:styleId="4">
+  <w:style w:type="paragraph" w:styleId="Heading4">
     <w:name w:val="heading 4"/>
-    <w:basedOn w:val="a"/>
-    <w:next w:val="a"/>
+    <w:basedOn w:val="Normal"/>
+    <w:next w:val="Normal"/>
     <w:uiPriority w:val="9"/>
     <w:semiHidden/>
     <w:unhideWhenUsed/>
@@ -2713,10 +2890,10 @@
       <w:color w:val="0F4761"/>
     </w:rPr>
   </w:style>
-  <w:style w:type="paragraph" w:styleId="5">
+  <w:style w:type="paragraph" w:styleId="Heading5">
     <w:name w:val="heading 5"/>
-    <w:basedOn w:val="a"/>
-    <w:next w:val="a"/>
+    <w:basedOn w:val="Normal"/>
+    <w:next w:val="Normal"/>
     <w:uiPriority w:val="9"/>
     <w:semiHidden/>
     <w:unhideWhenUsed/>
@@ -2731,10 +2908,10 @@
       <w:color w:val="0F4761"/>
     </w:rPr>
   </w:style>
-  <w:style w:type="paragraph" w:styleId="6">
+  <w:style w:type="paragraph" w:styleId="Heading6">
     <w:name w:val="heading 6"/>
-    <w:basedOn w:val="a"/>
-    <w:next w:val="a"/>
+    <w:basedOn w:val="Normal"/>
+    <w:next w:val="Normal"/>
     <w:uiPriority w:val="9"/>
     <w:semiHidden/>
     <w:unhideWhenUsed/>
@@ -2751,9 +2928,9 @@
       <w:color w:val="595959"/>
     </w:rPr>
   </w:style>
-  <w:style w:type="paragraph" w:styleId="7">
+  <w:style w:type="paragraph" w:styleId="Heading7">
     <w:name w:val="heading 7"/>
-    <w:link w:val="70"/>
+    <w:link w:val="Heading7Char"/>
     <w:uiPriority w:val="9"/>
     <w:semiHidden/>
     <w:unhideWhenUsed/>
@@ -2770,9 +2947,9 @@
       <w:color w:val="595959" w:themeColor="text1" w:themeTint="A6"/>
     </w:rPr>
   </w:style>
-  <w:style w:type="paragraph" w:styleId="8">
+  <w:style w:type="paragraph" w:styleId="Heading8">
     <w:name w:val="heading 8"/>
-    <w:link w:val="80"/>
+    <w:link w:val="Heading8Char"/>
     <w:uiPriority w:val="9"/>
     <w:semiHidden/>
     <w:unhideWhenUsed/>
@@ -2790,9 +2967,9 @@
       <w:color w:val="272727" w:themeColor="text1" w:themeTint="D8"/>
     </w:rPr>
   </w:style>
-  <w:style w:type="paragraph" w:styleId="9">
+  <w:style w:type="paragraph" w:styleId="Heading9">
     <w:name w:val="heading 9"/>
-    <w:link w:val="90"/>
+    <w:link w:val="Heading9Char"/>
     <w:uiPriority w:val="9"/>
     <w:semiHidden/>
     <w:unhideWhenUsed/>
@@ -2808,12 +2985,13 @@
       <w:color w:val="272727" w:themeColor="text1" w:themeTint="D8"/>
     </w:rPr>
   </w:style>
-  <w:style w:type="character" w:default="1" w:styleId="a0">
+  <w:style w:type="character" w:default="1" w:styleId="DefaultParagraphFont">
     <w:name w:val="Default Paragraph Font"/>
     <w:uiPriority w:val="1"/>
+    <w:semiHidden/>
     <w:unhideWhenUsed/>
   </w:style>
-  <w:style w:type="table" w:default="1" w:styleId="a1">
+  <w:style w:type="table" w:default="1" w:styleId="TableNormal">
     <w:name w:val="Normal Table"/>
     <w:uiPriority w:val="99"/>
     <w:semiHidden/>
@@ -2828,13 +3006,13 @@
       </w:tblCellMar>
     </w:tblPr>
   </w:style>
-  <w:style w:type="numbering" w:default="1" w:styleId="a2">
+  <w:style w:type="numbering" w:default="1" w:styleId="NoList">
     <w:name w:val="No List"/>
     <w:uiPriority w:val="99"/>
     <w:semiHidden/>
     <w:unhideWhenUsed/>
   </w:style>
-  <w:style w:type="table" w:customStyle="1" w:styleId="TableNormal">
+  <w:style w:type="table" w:customStyle="1" w:styleId="TableNormal0">
     <w:name w:val="TableNormal"/>
     <w:tblPr>
       <w:tblCellMar>
@@ -2845,10 +3023,10 @@
       </w:tblCellMar>
     </w:tblPr>
   </w:style>
-  <w:style w:type="paragraph" w:styleId="a3">
+  <w:style w:type="paragraph" w:styleId="Title">
     <w:name w:val="Title"/>
-    <w:basedOn w:val="a"/>
-    <w:next w:val="a"/>
+    <w:basedOn w:val="Normal"/>
+    <w:next w:val="Normal"/>
     <w:uiPriority w:val="10"/>
     <w:qFormat/>
     <w:pPr>
@@ -2860,7 +3038,7 @@
       <w:szCs w:val="56"/>
     </w:rPr>
   </w:style>
-  <w:style w:type="table" w:customStyle="1" w:styleId="TableNormal0">
+  <w:style w:type="table" w:customStyle="1" w:styleId="TableNormal1">
     <w:name w:val="TableNormal"/>
     <w:tblPr>
       <w:tblCellMar>
@@ -2871,7 +3049,7 @@
       </w:tblCellMar>
     </w:tblPr>
   </w:style>
-  <w:style w:type="table" w:customStyle="1" w:styleId="TableNormal1">
+  <w:style w:type="table" w:customStyle="1" w:styleId="TableNormal2">
     <w:name w:val="TableNormal"/>
     <w:tblPr>
       <w:tblCellMar>
@@ -2901,7 +3079,7 @@
   </w:style>
   <w:style w:type="character" w:customStyle="1" w:styleId="SubHeading1Char">
     <w:name w:val="Sub Heading 1 Char"/>
-    <w:basedOn w:val="a0"/>
+    <w:basedOn w:val="DefaultParagraphFont"/>
     <w:link w:val="SubHeading1"/>
     <w:rsid w:val="00BC225B"/>
     <w:rPr>
@@ -2938,9 +3116,9 @@
       <w:lang w:val="en-US"/>
     </w:rPr>
   </w:style>
-  <w:style w:type="character" w:customStyle="1" w:styleId="10">
+  <w:style w:type="character" w:customStyle="1" w:styleId="1">
     <w:name w:val="כותרת 1 תו"/>
-    <w:basedOn w:val="a0"/>
+    <w:basedOn w:val="DefaultParagraphFont"/>
     <w:uiPriority w:val="9"/>
     <w:rsid w:val="00BC225B"/>
     <w:rPr>
@@ -2963,7 +3141,7 @@
   </w:style>
   <w:style w:type="character" w:customStyle="1" w:styleId="DefaultChar">
     <w:name w:val="Default Char"/>
-    <w:basedOn w:val="a0"/>
+    <w:basedOn w:val="DefaultParagraphFont"/>
     <w:link w:val="Default"/>
     <w:rsid w:val="00BC225B"/>
     <w:rPr>
@@ -2972,9 +3150,9 @@
       <w:sz w:val="24"/>
     </w:rPr>
   </w:style>
-  <w:style w:type="character" w:customStyle="1" w:styleId="20">
+  <w:style w:type="character" w:customStyle="1" w:styleId="2">
     <w:name w:val="כותרת 2 תו"/>
-    <w:basedOn w:val="a0"/>
+    <w:basedOn w:val="DefaultParagraphFont"/>
     <w:uiPriority w:val="9"/>
     <w:semiHidden/>
     <w:rsid w:val="009D5B39"/>
@@ -2985,9 +3163,9 @@
       <w:szCs w:val="32"/>
     </w:rPr>
   </w:style>
-  <w:style w:type="character" w:customStyle="1" w:styleId="30">
+  <w:style w:type="character" w:customStyle="1" w:styleId="3">
     <w:name w:val="כותרת 3 תו"/>
-    <w:basedOn w:val="a0"/>
+    <w:basedOn w:val="DefaultParagraphFont"/>
     <w:uiPriority w:val="9"/>
     <w:semiHidden/>
     <w:rsid w:val="009D5B39"/>
@@ -2998,9 +3176,9 @@
       <w:szCs w:val="28"/>
     </w:rPr>
   </w:style>
-  <w:style w:type="character" w:customStyle="1" w:styleId="40">
+  <w:style w:type="character" w:customStyle="1" w:styleId="4">
     <w:name w:val="כותרת 4 תו"/>
-    <w:basedOn w:val="a0"/>
+    <w:basedOn w:val="DefaultParagraphFont"/>
     <w:uiPriority w:val="9"/>
     <w:semiHidden/>
     <w:rsid w:val="009D5B39"/>
@@ -3011,9 +3189,9 @@
       <w:color w:val="0F4761" w:themeColor="accent1" w:themeShade="BF"/>
     </w:rPr>
   </w:style>
-  <w:style w:type="character" w:customStyle="1" w:styleId="50">
+  <w:style w:type="character" w:customStyle="1" w:styleId="5">
     <w:name w:val="כותרת 5 תו"/>
-    <w:basedOn w:val="a0"/>
+    <w:basedOn w:val="DefaultParagraphFont"/>
     <w:uiPriority w:val="9"/>
     <w:semiHidden/>
     <w:rsid w:val="009D5B39"/>
@@ -3022,9 +3200,9 @@
       <w:color w:val="0F4761" w:themeColor="accent1" w:themeShade="BF"/>
     </w:rPr>
   </w:style>
-  <w:style w:type="character" w:customStyle="1" w:styleId="60">
+  <w:style w:type="character" w:customStyle="1" w:styleId="6">
     <w:name w:val="כותרת 6 תו"/>
-    <w:basedOn w:val="a0"/>
+    <w:basedOn w:val="DefaultParagraphFont"/>
     <w:uiPriority w:val="9"/>
     <w:semiHidden/>
     <w:rsid w:val="009D5B39"/>
@@ -3035,10 +3213,10 @@
       <w:color w:val="595959" w:themeColor="text1" w:themeTint="A6"/>
     </w:rPr>
   </w:style>
-  <w:style w:type="character" w:customStyle="1" w:styleId="70">
-    <w:name w:val="כותרת 7 תו"/>
-    <w:basedOn w:val="a0"/>
-    <w:link w:val="7"/>
+  <w:style w:type="character" w:customStyle="1" w:styleId="Heading7Char">
+    <w:name w:val="Heading 7 Char"/>
+    <w:basedOn w:val="DefaultParagraphFont"/>
+    <w:link w:val="Heading7"/>
     <w:uiPriority w:val="9"/>
     <w:semiHidden/>
     <w:rsid w:val="009D5B39"/>
@@ -3047,10 +3225,10 @@
       <w:color w:val="595959" w:themeColor="text1" w:themeTint="A6"/>
     </w:rPr>
   </w:style>
-  <w:style w:type="character" w:customStyle="1" w:styleId="80">
-    <w:name w:val="כותרת 8 תו"/>
-    <w:basedOn w:val="a0"/>
-    <w:link w:val="8"/>
+  <w:style w:type="character" w:customStyle="1" w:styleId="Heading8Char">
+    <w:name w:val="Heading 8 Char"/>
+    <w:basedOn w:val="DefaultParagraphFont"/>
+    <w:link w:val="Heading8"/>
     <w:uiPriority w:val="9"/>
     <w:semiHidden/>
     <w:rsid w:val="009D5B39"/>
@@ -3061,10 +3239,10 @@
       <w:color w:val="272727" w:themeColor="text1" w:themeTint="D8"/>
     </w:rPr>
   </w:style>
-  <w:style w:type="character" w:customStyle="1" w:styleId="90">
-    <w:name w:val="כותרת 9 תו"/>
-    <w:basedOn w:val="a0"/>
-    <w:link w:val="9"/>
+  <w:style w:type="character" w:customStyle="1" w:styleId="Heading9Char">
+    <w:name w:val="Heading 9 Char"/>
+    <w:basedOn w:val="DefaultParagraphFont"/>
+    <w:link w:val="Heading9"/>
     <w:uiPriority w:val="9"/>
     <w:semiHidden/>
     <w:rsid w:val="009D5B39"/>
@@ -3073,9 +3251,9 @@
       <w:color w:val="272727" w:themeColor="text1" w:themeTint="D8"/>
     </w:rPr>
   </w:style>
-  <w:style w:type="character" w:customStyle="1" w:styleId="a4">
+  <w:style w:type="character" w:customStyle="1" w:styleId="a">
     <w:name w:val="כותרת טקסט תו"/>
-    <w:basedOn w:val="a0"/>
+    <w:basedOn w:val="DefaultParagraphFont"/>
     <w:uiPriority w:val="10"/>
     <w:rsid w:val="009D5B39"/>
     <w:rPr>
@@ -3086,9 +3264,9 @@
       <w:szCs w:val="56"/>
     </w:rPr>
   </w:style>
-  <w:style w:type="character" w:customStyle="1" w:styleId="a5">
+  <w:style w:type="character" w:customStyle="1" w:styleId="a0">
     <w:name w:val="כותרת משנה תו"/>
-    <w:basedOn w:val="a0"/>
+    <w:basedOn w:val="DefaultParagraphFont"/>
     <w:uiPriority w:val="11"/>
     <w:rsid w:val="009D5B39"/>
     <w:rPr>
@@ -3099,9 +3277,9 @@
       <w:szCs w:val="28"/>
     </w:rPr>
   </w:style>
-  <w:style w:type="paragraph" w:styleId="a6">
+  <w:style w:type="paragraph" w:styleId="Quote">
     <w:name w:val="Quote"/>
-    <w:link w:val="a7"/>
+    <w:link w:val="QuoteChar"/>
     <w:uiPriority w:val="29"/>
     <w:qFormat/>
     <w:rsid w:val="009D5B39"/>
@@ -3115,10 +3293,10 @@
       <w:color w:val="404040" w:themeColor="text1" w:themeTint="BF"/>
     </w:rPr>
   </w:style>
-  <w:style w:type="character" w:customStyle="1" w:styleId="a7">
-    <w:name w:val="ציטוט תו"/>
-    <w:basedOn w:val="a0"/>
-    <w:link w:val="a6"/>
+  <w:style w:type="character" w:customStyle="1" w:styleId="QuoteChar">
+    <w:name w:val="Quote Char"/>
+    <w:basedOn w:val="DefaultParagraphFont"/>
+    <w:link w:val="Quote"/>
     <w:uiPriority w:val="29"/>
     <w:rsid w:val="009D5B39"/>
     <w:rPr>
@@ -3127,7 +3305,7 @@
       <w:color w:val="404040" w:themeColor="text1" w:themeTint="BF"/>
     </w:rPr>
   </w:style>
-  <w:style w:type="paragraph" w:styleId="a8">
+  <w:style w:type="paragraph" w:styleId="ListParagraph">
     <w:name w:val="List Paragraph"/>
     <w:uiPriority w:val="34"/>
     <w:qFormat/>
@@ -3137,9 +3315,9 @@
       <w:contextualSpacing/>
     </w:pPr>
   </w:style>
-  <w:style w:type="character" w:styleId="a9">
+  <w:style w:type="character" w:styleId="IntenseEmphasis">
     <w:name w:val="Intense Emphasis"/>
-    <w:basedOn w:val="a0"/>
+    <w:basedOn w:val="DefaultParagraphFont"/>
     <w:uiPriority w:val="21"/>
     <w:qFormat/>
     <w:rsid w:val="009D5B39"/>
@@ -3149,9 +3327,9 @@
       <w:color w:val="0F4761" w:themeColor="accent1" w:themeShade="BF"/>
     </w:rPr>
   </w:style>
-  <w:style w:type="paragraph" w:styleId="aa">
+  <w:style w:type="paragraph" w:styleId="IntenseQuote">
     <w:name w:val="Intense Quote"/>
-    <w:link w:val="ab"/>
+    <w:link w:val="IntenseQuoteChar"/>
     <w:uiPriority w:val="30"/>
     <w:qFormat/>
     <w:rsid w:val="009D5B39"/>
@@ -3170,10 +3348,10 @@
       <w:color w:val="0F4761" w:themeColor="accent1" w:themeShade="BF"/>
     </w:rPr>
   </w:style>
-  <w:style w:type="character" w:customStyle="1" w:styleId="ab">
-    <w:name w:val="ציטוט חזק תו"/>
-    <w:basedOn w:val="a0"/>
-    <w:link w:val="aa"/>
+  <w:style w:type="character" w:customStyle="1" w:styleId="IntenseQuoteChar">
+    <w:name w:val="Intense Quote Char"/>
+    <w:basedOn w:val="DefaultParagraphFont"/>
+    <w:link w:val="IntenseQuote"/>
     <w:uiPriority w:val="30"/>
     <w:rsid w:val="009D5B39"/>
     <w:rPr>
@@ -3182,9 +3360,9 @@
       <w:color w:val="0F4761" w:themeColor="accent1" w:themeShade="BF"/>
     </w:rPr>
   </w:style>
-  <w:style w:type="character" w:styleId="ac">
+  <w:style w:type="character" w:styleId="IntenseReference">
     <w:name w:val="Intense Reference"/>
-    <w:basedOn w:val="a0"/>
+    <w:basedOn w:val="DefaultParagraphFont"/>
     <w:uiPriority w:val="32"/>
     <w:qFormat/>
     <w:rsid w:val="009D5B39"/>
@@ -3196,9 +3374,9 @@
       <w:spacing w:val="5"/>
     </w:rPr>
   </w:style>
-  <w:style w:type="character" w:styleId="ad">
+  <w:style w:type="character" w:styleId="PlaceholderText">
     <w:name w:val="Placeholder Text"/>
-    <w:basedOn w:val="a0"/>
+    <w:basedOn w:val="DefaultParagraphFont"/>
     <w:uiPriority w:val="99"/>
     <w:semiHidden/>
     <w:rsid w:val="00EB24A6"/>
@@ -3208,7 +3386,7 @@
   </w:style>
   <w:style w:type="character" w:styleId="Hyperlink">
     <w:name w:val="Hyperlink"/>
-    <w:basedOn w:val="a0"/>
+    <w:basedOn w:val="DefaultParagraphFont"/>
     <w:uiPriority w:val="99"/>
     <w:unhideWhenUsed/>
     <w:rsid w:val="0037569B"/>
@@ -3217,9 +3395,9 @@
       <w:u w:val="single"/>
     </w:rPr>
   </w:style>
-  <w:style w:type="character" w:styleId="ae">
+  <w:style w:type="character" w:styleId="UnresolvedMention">
     <w:name w:val="Unresolved Mention"/>
-    <w:basedOn w:val="a0"/>
+    <w:basedOn w:val="DefaultParagraphFont"/>
     <w:uiPriority w:val="99"/>
     <w:semiHidden/>
     <w:unhideWhenUsed/>
@@ -3241,10 +3419,10 @@
       <w:szCs w:val="24"/>
     </w:rPr>
   </w:style>
-  <w:style w:type="paragraph" w:styleId="af">
+  <w:style w:type="paragraph" w:styleId="Subtitle">
     <w:name w:val="Subtitle"/>
-    <w:basedOn w:val="a"/>
-    <w:next w:val="a"/>
+    <w:basedOn w:val="Normal"/>
+    <w:next w:val="Normal"/>
     <w:uiPriority w:val="11"/>
     <w:qFormat/>
     <w:pPr>
